--- a/do_not_use/modelli_doc/10modellocertificazionebase.docx
+++ b/do_not_use/modelli_doc/10modellocertificazionebase.docx
@@ -1492,7 +1492,7 @@
         <w:spacing w:line="200" w:lineRule="exact"/>
       </w:pPr>
       <w:r>
-        <w:t>(*) Le competenze prese in considerazione possono essere differenti tra le diverse unità didattiche</w:t>
+        <w:t>(*) Le competenze prese in considerazione possono essere differenti tra le diverse unità di apprendimento</w:t>
       </w:r>
     </w:p>
     <w:p>
